--- a/06-学生侧材料/讲义/结构化学/配位化学/配合物深化-超级充实版（自学完整）.docx
+++ b/06-学生侧材料/讲义/结构化学/配位化学/配合物深化-超级充实版（自学完整）.docx
@@ -5049,15 +5049,7 @@
           <w:rStyle w:val="VerbatimChar"/>
           <w:rFonts w:ascii="Times New Roman" w:hAnsi="Times New Roman" w:eastAsia="Times New Roman" w:cs="Times New Roman"/>
         </w:rPr>
-        <w:t>d</w:t>
-      </w:r>
-      <w:r>
-        <w:rPr>
-          <w:rStyle w:val="VerbatimChar"/>
-          <w:rFonts w:ascii="Times New Roman" w:hAnsi="Times New Roman" w:eastAsia="Times New Roman" w:cs="Times New Roman"/>
-          <w:vertAlign w:val="superscript"/>
-        </w:rPr>
-        <w:t>9</w:t>
+        <w:t xml:space="preserve">$d^9$</w:t>
       </w:r>
     </w:p>
     <w:p>
@@ -5116,15 +5108,7 @@
           <w:rStyle w:val="VerbatimChar"/>
           <w:rFonts w:ascii="Times New Roman" w:hAnsi="Times New Roman" w:eastAsia="Times New Roman" w:cs="Times New Roman"/>
         </w:rPr>
-        <w:t>d</w:t>
-      </w:r>
-      <w:r>
-        <w:rPr>
-          <w:rStyle w:val="VerbatimChar"/>
-          <w:rFonts w:ascii="Times New Roman" w:hAnsi="Times New Roman" w:eastAsia="Times New Roman" w:cs="Times New Roman"/>
-          <w:vertAlign w:val="superscript"/>
-        </w:rPr>
-        <w:t>4</w:t>
+        <w:t xml:space="preserve">$d^4$</w:t>
       </w:r>
     </w:p>
     <w:p>
@@ -5152,15 +5136,7 @@
           <w:rStyle w:val="VerbatimChar"/>
           <w:rFonts w:ascii="Times New Roman" w:hAnsi="Times New Roman" w:eastAsia="Times New Roman" w:cs="Times New Roman"/>
         </w:rPr>
-        <w:t>d</w:t>
-      </w:r>
-      <w:r>
-        <w:rPr>
-          <w:rStyle w:val="VerbatimChar"/>
-          <w:rFonts w:ascii="Times New Roman" w:hAnsi="Times New Roman" w:eastAsia="Times New Roman" w:cs="Times New Roman"/>
-          <w:vertAlign w:val="superscript"/>
-        </w:rPr>
-        <w:t>7</w:t>
+        <w:t xml:space="preserve">$d^7$</w:t>
       </w:r>
     </w:p>
     <w:p>
@@ -6149,15 +6125,7 @@
           <w:rStyle w:val="VerbatimChar"/>
           <w:rFonts w:ascii="Times New Roman" w:hAnsi="Times New Roman" w:eastAsia="Times New Roman" w:cs="Times New Roman"/>
         </w:rPr>
-        <w:t>d</w:t>
-      </w:r>
-      <w:r>
-        <w:rPr>
-          <w:rStyle w:val="VerbatimChar"/>
-          <w:rFonts w:ascii="Times New Roman" w:hAnsi="Times New Roman" w:eastAsia="Times New Roman" w:cs="Times New Roman"/>
-          <w:vertAlign w:val="superscript"/>
-        </w:rPr>
-        <w:t>9</w:t>
+        <w:t xml:space="preserve">$d^9$</w:t>
       </w:r>
       <w:r>
         <w:rPr>
@@ -6498,69 +6466,45 @@
           <w:rStyle w:val="VerbatimChar"/>
           <w:rFonts w:ascii="Times New Roman" w:hAnsi="Times New Roman" w:eastAsia="Times New Roman" w:cs="Times New Roman"/>
         </w:rPr>
-        <w:t>d</w:t>
+        <w:t xml:space="preserve">$d^4$</w:t>
+      </w:r>
+      <w:r>
+        <w:rPr>
+          <w:rFonts w:hint="eastAsia" w:ascii="Times New Roman" w:hAnsi="Times New Roman" w:eastAsia="Times New Roman" w:cs="Times New Roman"/>
+        </w:rPr>
+        <w:t>、</w:t>
+      </w:r>
+      <w:r>
+        <w:rPr>
+          <w:rFonts w:hint="eastAsia" w:ascii="Times New Roman" w:hAnsi="Times New Roman" w:eastAsia="FangSong" w:cs="Times New Roman"/>
+        </w:rPr>
+        <w:t>低自旋</w:t>
+      </w:r>
+      <w:r>
+        <w:rPr>
+          <w:rFonts w:ascii="Times New Roman" w:hAnsi="Times New Roman" w:eastAsia="Times New Roman" w:cs="Times New Roman"/>
+        </w:rPr>
+        <w:t xml:space="preserve"> </w:t>
       </w:r>
       <w:r>
         <w:rPr>
           <w:rStyle w:val="VerbatimChar"/>
           <w:rFonts w:ascii="Times New Roman" w:hAnsi="Times New Roman" w:eastAsia="Times New Roman" w:cs="Times New Roman"/>
-          <w:vertAlign w:val="superscript"/>
-        </w:rPr>
-        <w:t>4</w:t>
-      </w:r>
-      <w:r>
-        <w:rPr>
-          <w:rFonts w:hint="eastAsia" w:ascii="Times New Roman" w:hAnsi="Times New Roman" w:eastAsia="Times New Roman" w:cs="Times New Roman"/>
-        </w:rPr>
-        <w:t>、</w:t>
-      </w:r>
-      <w:r>
-        <w:rPr>
-          <w:rFonts w:hint="eastAsia" w:ascii="Times New Roman" w:hAnsi="Times New Roman" w:eastAsia="FangSong" w:cs="Times New Roman"/>
-        </w:rPr>
-        <w:t>低自旋</w:t>
-      </w:r>
-      <w:r>
-        <w:rPr>
-          <w:rFonts w:ascii="Times New Roman" w:hAnsi="Times New Roman" w:eastAsia="Times New Roman" w:cs="Times New Roman"/>
-        </w:rPr>
-        <w:t xml:space="preserve"> </w:t>
+        </w:rPr>
+        <w:t xml:space="preserve">$d^7$</w:t>
+      </w:r>
+      <w:r>
+        <w:rPr>
+          <w:rFonts w:ascii="Times New Roman" w:hAnsi="Times New Roman" w:eastAsia="Times New Roman" w:cs="Times New Roman"/>
+        </w:rPr>
+        <w:t xml:space="preserve">、</w:t>
       </w:r>
       <w:r>
         <w:rPr>
           <w:rStyle w:val="VerbatimChar"/>
           <w:rFonts w:ascii="Times New Roman" w:hAnsi="Times New Roman" w:eastAsia="Times New Roman" w:cs="Times New Roman"/>
         </w:rPr>
-        <w:t>d</w:t>
-      </w:r>
-      <w:r>
-        <w:rPr>
-          <w:rStyle w:val="VerbatimChar"/>
-          <w:rFonts w:ascii="Times New Roman" w:hAnsi="Times New Roman" w:eastAsia="Times New Roman" w:cs="Times New Roman"/>
-          <w:vertAlign w:val="superscript"/>
-        </w:rPr>
-        <w:t>7</w:t>
-      </w:r>
-      <w:r>
-        <w:rPr>
-          <w:rFonts w:ascii="Times New Roman" w:hAnsi="Times New Roman" w:eastAsia="Times New Roman" w:cs="Times New Roman"/>
-        </w:rPr>
-        <w:t xml:space="preserve">、</w:t>
-      </w:r>
-      <w:r>
-        <w:rPr>
-          <w:rStyle w:val="VerbatimChar"/>
-          <w:rFonts w:ascii="Times New Roman" w:hAnsi="Times New Roman" w:eastAsia="Times New Roman" w:cs="Times New Roman"/>
-        </w:rPr>
-        <w:t>d</w:t>
-      </w:r>
-      <w:r>
-        <w:rPr>
-          <w:rStyle w:val="VerbatimChar"/>
-          <w:rFonts w:ascii="Times New Roman" w:hAnsi="Times New Roman" w:eastAsia="Times New Roman" w:cs="Times New Roman"/>
-          <w:vertAlign w:val="superscript"/>
-        </w:rPr>
-        <w:t>9</w:t>
+        <w:t xml:space="preserve">$d^9$</w:t>
       </w:r>
     </w:p>
     <w:p>
@@ -6708,15 +6652,32 @@
           <w:rStyle w:val="VerbatimChar"/>
           <w:rFonts w:ascii="Times New Roman" w:hAnsi="Times New Roman" w:eastAsia="Times New Roman" w:cs="Times New Roman"/>
         </w:rPr>
-        <w:t>d</w:t>
+        <w:t xml:space="preserve">$d^3$</w:t>
+      </w:r>
+      <w:r>
+        <w:rPr>
+          <w:rFonts w:hint="eastAsia" w:ascii="Times New Roman" w:hAnsi="Times New Roman" w:eastAsia="Times New Roman" w:cs="Times New Roman"/>
+        </w:rPr>
+        <w:t>、</w:t>
+      </w:r>
+      <w:r>
+        <w:rPr>
+          <w:rFonts w:hint="eastAsia" w:ascii="Times New Roman" w:hAnsi="Times New Roman" w:eastAsia="FangSong" w:cs="Times New Roman"/>
+        </w:rPr>
+        <w:t>高自旋</w:t>
+      </w:r>
+      <w:r>
+        <w:rPr>
+          <w:rFonts w:ascii="Times New Roman" w:hAnsi="Times New Roman" w:eastAsia="Times New Roman" w:cs="Times New Roman"/>
+        </w:rPr>
+        <w:t xml:space="preserve"> </w:t>
       </w:r>
       <w:r>
         <w:rPr>
           <w:rStyle w:val="VerbatimChar"/>
           <w:rFonts w:ascii="Times New Roman" w:hAnsi="Times New Roman" w:eastAsia="Times New Roman" w:cs="Times New Roman"/>
-          <w:vertAlign w:val="superscript"/>
-        </w:rPr>
-        <w:t>3</w:t>
+        </w:rPr>
+        <w:t xml:space="preserve">$d^5$</w:t>
       </w:r>
       <w:r>
         <w:rPr>
@@ -6728,7 +6689,7 @@
         <w:rPr>
           <w:rFonts w:hint="eastAsia" w:ascii="Times New Roman" w:hAnsi="Times New Roman" w:eastAsia="FangSong" w:cs="Times New Roman"/>
         </w:rPr>
-        <w:t>高自旋</w:t>
+        <w:t>低自旋</w:t>
       </w:r>
       <w:r>
         <w:rPr>
@@ -6741,69 +6702,20 @@
           <w:rStyle w:val="VerbatimChar"/>
           <w:rFonts w:ascii="Times New Roman" w:hAnsi="Times New Roman" w:eastAsia="Times New Roman" w:cs="Times New Roman"/>
         </w:rPr>
-        <w:t>d</w:t>
+        <w:t xml:space="preserve">$d^6$</w:t>
+      </w:r>
+      <w:r>
+        <w:rPr>
+          <w:rFonts w:ascii="Times New Roman" w:hAnsi="Times New Roman" w:eastAsia="Times New Roman" w:cs="Times New Roman"/>
+        </w:rPr>
+        <w:t xml:space="preserve">、</w:t>
       </w:r>
       <w:r>
         <w:rPr>
           <w:rStyle w:val="VerbatimChar"/>
           <w:rFonts w:ascii="Times New Roman" w:hAnsi="Times New Roman" w:eastAsia="Times New Roman" w:cs="Times New Roman"/>
-          <w:vertAlign w:val="superscript"/>
-        </w:rPr>
-        <w:t>5</w:t>
-      </w:r>
-      <w:r>
-        <w:rPr>
-          <w:rFonts w:hint="eastAsia" w:ascii="Times New Roman" w:hAnsi="Times New Roman" w:eastAsia="Times New Roman" w:cs="Times New Roman"/>
-        </w:rPr>
-        <w:t>、</w:t>
-      </w:r>
-      <w:r>
-        <w:rPr>
-          <w:rFonts w:hint="eastAsia" w:ascii="Times New Roman" w:hAnsi="Times New Roman" w:eastAsia="FangSong" w:cs="Times New Roman"/>
-        </w:rPr>
-        <w:t>低自旋</w:t>
-      </w:r>
-      <w:r>
-        <w:rPr>
-          <w:rFonts w:ascii="Times New Roman" w:hAnsi="Times New Roman" w:eastAsia="Times New Roman" w:cs="Times New Roman"/>
-        </w:rPr>
-        <w:t xml:space="preserve"> </w:t>
-      </w:r>
-      <w:r>
-        <w:rPr>
-          <w:rStyle w:val="VerbatimChar"/>
-          <w:rFonts w:ascii="Times New Roman" w:hAnsi="Times New Roman" w:eastAsia="Times New Roman" w:cs="Times New Roman"/>
-        </w:rPr>
-        <w:t>d</w:t>
-      </w:r>
-      <w:r>
-        <w:rPr>
-          <w:rStyle w:val="VerbatimChar"/>
-          <w:rFonts w:ascii="Times New Roman" w:hAnsi="Times New Roman" w:eastAsia="Times New Roman" w:cs="Times New Roman"/>
-          <w:vertAlign w:val="superscript"/>
-        </w:rPr>
-        <w:t>6</w:t>
-      </w:r>
-      <w:r>
-        <w:rPr>
-          <w:rFonts w:ascii="Times New Roman" w:hAnsi="Times New Roman" w:eastAsia="Times New Roman" w:cs="Times New Roman"/>
-        </w:rPr>
-        <w:t xml:space="preserve">、</w:t>
-      </w:r>
-      <w:r>
-        <w:rPr>
-          <w:rStyle w:val="VerbatimChar"/>
-          <w:rFonts w:ascii="Times New Roman" w:hAnsi="Times New Roman" w:eastAsia="Times New Roman" w:cs="Times New Roman"/>
-        </w:rPr>
-        <w:t>d</w:t>
-      </w:r>
-      <w:r>
-        <w:rPr>
-          <w:rStyle w:val="VerbatimChar"/>
-          <w:rFonts w:ascii="Times New Roman" w:hAnsi="Times New Roman" w:eastAsia="Times New Roman" w:cs="Times New Roman"/>
-          <w:vertAlign w:val="superscript"/>
-        </w:rPr>
-        <w:t>10</w:t>
+        </w:rPr>
+        <w:t xml:space="preserve">$d^{10}$</w:t>
       </w:r>
     </w:p>
     <w:p>
@@ -12851,15 +12763,7 @@
                 <w:rStyle w:val="VerbatimChar"/>
                 <w:rFonts w:ascii="Times New Roman" w:hAnsi="Times New Roman" w:eastAsia="Times New Roman" w:cs="Times New Roman"/>
               </w:rPr>
-              <w:t>d</w:t>
-            </w:r>
-            <w:r>
-              <w:rPr>
-                <w:rStyle w:val="VerbatimChar"/>
-                <w:rFonts w:ascii="Times New Roman" w:hAnsi="Times New Roman" w:eastAsia="Times New Roman" w:cs="Times New Roman"/>
-                <w:vertAlign w:val="superscript"/>
-              </w:rPr>
-              <w:t>9</w:t>
+              <w:t xml:space="preserve">$d^9$</w:t>
             </w:r>
             <w:r>
               <w:rPr>
@@ -13826,15 +13730,7 @@
           <w:rStyle w:val="VerbatimChar"/>
           <w:rFonts w:ascii="Times New Roman" w:hAnsi="Times New Roman" w:eastAsia="Times New Roman" w:cs="Times New Roman"/>
         </w:rPr>
-        <w:t>d</w:t>
-      </w:r>
-      <w:r>
-        <w:rPr>
-          <w:rStyle w:val="VerbatimChar"/>
-          <w:rFonts w:ascii="Times New Roman" w:hAnsi="Times New Roman" w:eastAsia="Times New Roman" w:cs="Times New Roman"/>
-          <w:vertAlign w:val="superscript"/>
-        </w:rPr>
-        <w:t>9</w:t>
+        <w:t xml:space="preserve">$d^9$</w:t>
       </w:r>
       <w:r>
         <w:rPr>
@@ -13994,15 +13890,7 @@
           <w:rStyle w:val="VerbatimChar"/>
           <w:rFonts w:ascii="Times New Roman" w:hAnsi="Times New Roman" w:eastAsia="Times New Roman" w:cs="Times New Roman"/>
         </w:rPr>
-        <w:t>d</w:t>
-      </w:r>
-      <w:r>
-        <w:rPr>
-          <w:rStyle w:val="VerbatimChar"/>
-          <w:rFonts w:ascii="Times New Roman" w:hAnsi="Times New Roman" w:eastAsia="Times New Roman" w:cs="Times New Roman"/>
-          <w:vertAlign w:val="superscript"/>
-        </w:rPr>
-        <w:t>8</w:t>
+        <w:t xml:space="preserve">$d^8$</w:t>
       </w:r>
       <w:r>
         <w:rPr>
@@ -16548,27 +16436,57 @@
           <w:rStyle w:val="VerbatimChar"/>
           <w:rFonts w:ascii="Times New Roman" w:hAnsi="Times New Roman" w:eastAsia="Times New Roman" w:cs="Times New Roman"/>
         </w:rPr>
-        <w:t>d</w:t>
+        <w:t xml:space="preserve">$d^9$</w:t>
+      </w:r>
+      <w:r>
+        <w:rPr>
+          <w:rFonts w:hint="eastAsia" w:ascii="Times New Roman" w:hAnsi="Times New Roman" w:eastAsia="Times New Roman" w:cs="Times New Roman"/>
+        </w:rPr>
+        <w:t>，</w:t>
+      </w:r>
+      <w:r>
+        <w:rPr>
+          <w:rFonts w:hint="eastAsia" w:ascii="Times New Roman" w:hAnsi="Times New Roman" w:eastAsia="FangSong" w:cs="Times New Roman"/>
+        </w:rPr>
+        <w:t>存在明显的</w:t>
+      </w:r>
+      <w:r>
+        <w:rPr>
+          <w:rFonts w:ascii="Times New Roman" w:hAnsi="Times New Roman" w:eastAsia="Times New Roman" w:cs="Times New Roman"/>
+        </w:rPr>
+        <w:t xml:space="preserve"> </w:t>
       </w:r>
       <w:r>
         <w:rPr>
           <w:rStyle w:val="VerbatimChar"/>
           <w:rFonts w:ascii="Times New Roman" w:hAnsi="Times New Roman" w:eastAsia="Times New Roman" w:cs="Times New Roman"/>
+        </w:rPr>
+        <w:t xml:space="preserve">$e_g$</w:t>
+      </w:r>
+      <w:r>
+        <w:rPr>
+          <w:rFonts w:ascii="Times New Roman" w:hAnsi="Times New Roman" w:eastAsia="Times New Roman" w:cs="Times New Roman"/>
+        </w:rPr>
+        <w:t xml:space="preserve"> </w:t>
+      </w:r>
+      <w:r>
+        <w:rPr>
+          <w:rFonts w:hint="eastAsia" w:ascii="Times New Roman" w:hAnsi="Times New Roman" w:eastAsia="FangSong" w:cs="Times New Roman"/>
+        </w:rPr>
+        <w:t>简并驱动力</w:t>
+      </w:r>
+      <w:r>
+        <w:rPr>
+          <w:rFonts w:hint="eastAsia" w:ascii="Times New Roman" w:hAnsi="Times New Roman" w:eastAsia="Times New Roman" w:cs="Times New Roman"/>
+        </w:rPr>
+        <w:t>；Zn</w:t>
+      </w:r>
+      <w:r>
+        <w:rPr>
+          <w:rFonts w:hint="eastAsia" w:ascii="Times New Roman" w:hAnsi="Times New Roman" w:eastAsia="Times New Roman" w:cs="Times New Roman"/>
           <w:vertAlign w:val="superscript"/>
         </w:rPr>
-        <w:t>9</w:t>
-      </w:r>
-      <w:r>
-        <w:rPr>
-          <w:rFonts w:hint="eastAsia" w:ascii="Times New Roman" w:hAnsi="Times New Roman" w:eastAsia="Times New Roman" w:cs="Times New Roman"/>
-        </w:rPr>
-        <w:t>，</w:t>
-      </w:r>
-      <w:r>
-        <w:rPr>
-          <w:rFonts w:hint="eastAsia" w:ascii="Times New Roman" w:hAnsi="Times New Roman" w:eastAsia="FangSong" w:cs="Times New Roman"/>
-        </w:rPr>
-        <w:t>存在明显的</w:t>
+        <w:t>2+</w:t>
       </w:r>
       <w:r>
         <w:rPr>
@@ -16578,68 +16496,22 @@
       </w:r>
       <w:r>
         <w:rPr>
+          <w:rFonts w:hint="eastAsia" w:ascii="Times New Roman" w:hAnsi="Times New Roman" w:eastAsia="FangSong" w:cs="Times New Roman"/>
+        </w:rPr>
+        <w:t xml:space="preserve">常为</w:t>
+      </w:r>
+      <w:r>
+        <w:rPr>
+          <w:rFonts w:ascii="Times New Roman" w:hAnsi="Times New Roman" w:eastAsia="Times New Roman" w:cs="Times New Roman"/>
+        </w:rPr>
+        <w:t xml:space="preserve"> </w:t>
+      </w:r>
+      <w:r>
+        <w:rPr>
           <w:rStyle w:val="VerbatimChar"/>
           <w:rFonts w:ascii="Times New Roman" w:hAnsi="Times New Roman" w:eastAsia="Times New Roman" w:cs="Times New Roman"/>
         </w:rPr>
-        <w:t xml:space="preserve">$e_g$</w:t>
-      </w:r>
-      <w:r>
-        <w:rPr>
-          <w:rFonts w:ascii="Times New Roman" w:hAnsi="Times New Roman" w:eastAsia="Times New Roman" w:cs="Times New Roman"/>
-        </w:rPr>
-        <w:t xml:space="preserve"> </w:t>
-      </w:r>
-      <w:r>
-        <w:rPr>
-          <w:rFonts w:hint="eastAsia" w:ascii="Times New Roman" w:hAnsi="Times New Roman" w:eastAsia="FangSong" w:cs="Times New Roman"/>
-        </w:rPr>
-        <w:t>简并驱动力</w:t>
-      </w:r>
-      <w:r>
-        <w:rPr>
-          <w:rFonts w:hint="eastAsia" w:ascii="Times New Roman" w:hAnsi="Times New Roman" w:eastAsia="Times New Roman" w:cs="Times New Roman"/>
-        </w:rPr>
-        <w:t>；Zn</w:t>
-      </w:r>
-      <w:r>
-        <w:rPr>
-          <w:rFonts w:hint="eastAsia" w:ascii="Times New Roman" w:hAnsi="Times New Roman" w:eastAsia="Times New Roman" w:cs="Times New Roman"/>
-          <w:vertAlign w:val="superscript"/>
-        </w:rPr>
-        <w:t>2+</w:t>
-      </w:r>
-      <w:r>
-        <w:rPr>
-          <w:rFonts w:ascii="Times New Roman" w:hAnsi="Times New Roman" w:eastAsia="Times New Roman" w:cs="Times New Roman"/>
-        </w:rPr>
-        <w:t xml:space="preserve"> </w:t>
-      </w:r>
-      <w:r>
-        <w:rPr>
-          <w:rFonts w:hint="eastAsia" w:ascii="Times New Roman" w:hAnsi="Times New Roman" w:eastAsia="FangSong" w:cs="Times New Roman"/>
-        </w:rPr>
-        <w:t xml:space="preserve">常为</w:t>
-      </w:r>
-      <w:r>
-        <w:rPr>
-          <w:rFonts w:ascii="Times New Roman" w:hAnsi="Times New Roman" w:eastAsia="Times New Roman" w:cs="Times New Roman"/>
-        </w:rPr>
-        <w:t xml:space="preserve"> </w:t>
-      </w:r>
-      <w:r>
-        <w:rPr>
-          <w:rStyle w:val="VerbatimChar"/>
-          <w:rFonts w:ascii="Times New Roman" w:hAnsi="Times New Roman" w:eastAsia="Times New Roman" w:cs="Times New Roman"/>
-        </w:rPr>
-        <w:t>d</w:t>
-      </w:r>
-      <w:r>
-        <w:rPr>
-          <w:rStyle w:val="VerbatimChar"/>
-          <w:rFonts w:ascii="Times New Roman" w:hAnsi="Times New Roman" w:eastAsia="Times New Roman" w:cs="Times New Roman"/>
-          <w:vertAlign w:val="superscript"/>
-        </w:rPr>
-        <w:t>10</w:t>
+        <w:t xml:space="preserve">$d^{10}$</w:t>
       </w:r>
       <w:r>
         <w:rPr>
@@ -17046,15 +16918,7 @@
           <w:rStyle w:val="VerbatimChar"/>
           <w:rFonts w:ascii="Times New Roman" w:hAnsi="Times New Roman" w:eastAsia="Times New Roman" w:cs="Times New Roman"/>
         </w:rPr>
-        <w:t>d</w:t>
-      </w:r>
-      <w:r>
-        <w:rPr>
-          <w:rStyle w:val="VerbatimChar"/>
-          <w:rFonts w:ascii="Times New Roman" w:hAnsi="Times New Roman" w:eastAsia="Times New Roman" w:cs="Times New Roman"/>
-          <w:vertAlign w:val="superscript"/>
-        </w:rPr>
-        <w:t>9</w:t>
+        <w:t xml:space="preserve">$d^9$</w:t>
       </w:r>
       <w:r>
         <w:rPr>

--- a/06-学生侧材料/讲义/结构化学/配位化学/配合物深化-超级充实版（自学完整）.docx
+++ b/06-学生侧材料/讲义/结构化学/配位化学/配合物深化-超级充实版（自学完整）.docx
@@ -178,39 +178,63 @@
         </w:rPr>
         <w:t xml:space="preserve"> </w:t>
       </w:r>
-      <w:r>
-        <w:rPr>
-          <w:rStyle w:val="VerbatimChar"/>
-          <w:rFonts w:ascii="Times New Roman" w:hAnsi="Times New Roman" w:eastAsia="Times New Roman" w:cs="Times New Roman"/>
-        </w:rPr>
-        <w:t xml:space="preserve">$O_h$</w:t>
-      </w:r>
+      <m:oMath>
+        <m:sSub>
+          <m:e>
+            <m:r>
+              <m:t>O</m:t>
+            </m:r>
+          </m:e>
+          <m:sub>
+            <m:r>
+              <m:t>h</m:t>
+            </m:r>
+          </m:sub>
+        </m:sSub>
+      </m:oMath>
       <w:r>
         <w:rPr>
           <w:rFonts w:ascii="Times New Roman" w:hAnsi="Times New Roman" w:eastAsia="Times New Roman" w:cs="Times New Roman"/>
         </w:rPr>
         <w:t xml:space="preserve">、</w:t>
       </w:r>
-      <w:r>
-        <w:rPr>
-          <w:rStyle w:val="VerbatimChar"/>
-          <w:rFonts w:ascii="Times New Roman" w:hAnsi="Times New Roman" w:eastAsia="Times New Roman" w:cs="Times New Roman"/>
-        </w:rPr>
-        <w:t xml:space="preserve">$T_d$</w:t>
-      </w:r>
+      <m:oMath>
+        <m:sSub>
+          <m:e>
+            <m:r>
+              <m:t>T</m:t>
+            </m:r>
+          </m:e>
+          <m:sub>
+            <m:r>
+              <m:t>d</m:t>
+            </m:r>
+          </m:sub>
+        </m:sSub>
+      </m:oMath>
       <w:r>
         <w:rPr>
           <w:rFonts w:ascii="Times New Roman" w:hAnsi="Times New Roman" w:eastAsia="Times New Roman" w:cs="Times New Roman"/>
         </w:rPr>
         <w:t xml:space="preserve">、</w:t>
       </w:r>
-      <w:r>
-        <w:rPr>
-          <w:rStyle w:val="VerbatimChar"/>
-          <w:rFonts w:ascii="Times New Roman" w:hAnsi="Times New Roman" w:eastAsia="Times New Roman" w:cs="Times New Roman"/>
-        </w:rPr>
-        <w:t xml:space="preserve">$D_{4h}$</w:t>
-      </w:r>
+      <m:oMath>
+        <m:sSub>
+          <m:e>
+            <m:r>
+              <m:t>D</m:t>
+            </m:r>
+          </m:e>
+          <m:sub>
+            <m:r>
+              <m:t>4</m:t>
+            </m:r>
+            <m:r>
+              <m:t>h</m:t>
+            </m:r>
+          </m:sub>
+        </m:sSub>
+      </m:oMath>
       <w:r>
         <w:rPr>
           <w:rFonts w:ascii="Times New Roman" w:hAnsi="Times New Roman" w:eastAsia="Times New Roman" w:cs="Times New Roman"/>
@@ -2567,13 +2591,20 @@
         </w:rPr>
         <w:t xml:space="preserve"> </w:t>
       </w:r>
-      <w:r>
-        <w:rPr>
-          <w:rStyle w:val="VerbatimChar"/>
-          <w:rFonts w:ascii="Times New Roman" w:hAnsi="Times New Roman" w:eastAsia="Times New Roman" w:cs="Times New Roman"/>
-        </w:rPr>
-        <w:t xml:space="preserve">$O_h$</w:t>
-      </w:r>
+      <m:oMath>
+        <m:sSub>
+          <m:e>
+            <m:r>
+              <m:t>O</m:t>
+            </m:r>
+          </m:e>
+          <m:sub>
+            <m:r>
+              <m:t>h</m:t>
+            </m:r>
+          </m:sub>
+        </m:sSub>
+      </m:oMath>
       <w:r>
         <w:rPr>
           <w:rFonts w:ascii="Times New Roman" w:hAnsi="Times New Roman" w:eastAsia="Times New Roman" w:cs="Times New Roman"/>
@@ -2625,52 +2656,92 @@
           <w:numId w:val="1010"/>
         </w:numPr>
       </w:pPr>
-      <w:r>
-        <w:rPr>
-          <w:rStyle w:val="VerbatimChar"/>
-          <w:rFonts w:ascii="Times New Roman" w:hAnsi="Times New Roman" w:eastAsia="Times New Roman" w:cs="Times New Roman"/>
-        </w:rPr>
-        <w:t xml:space="preserve">$t_{2g}$</w:t>
-      </w:r>
+      <m:oMath>
+        <m:sSub>
+          <m:e>
+            <m:r>
+              <m:t>t</m:t>
+            </m:r>
+          </m:e>
+          <m:sub>
+            <m:r>
+              <m:t>2</m:t>
+            </m:r>
+            <m:r>
+              <m:t>g</m:t>
+            </m:r>
+          </m:sub>
+        </m:sSub>
+      </m:oMath>
       <w:r>
         <w:rPr>
           <w:rFonts w:hint="eastAsia" w:ascii="Times New Roman" w:hAnsi="Times New Roman" w:eastAsia="Times New Roman" w:cs="Times New Roman"/>
         </w:rPr>
         <w:t xml:space="preserve">：</w:t>
       </w:r>
-      <w:r>
-        <w:rPr>
-          <w:rStyle w:val="VerbatimChar"/>
-          <w:rFonts w:ascii="Times New Roman" w:hAnsi="Times New Roman" w:eastAsia="Times New Roman" w:cs="Times New Roman"/>
-        </w:rPr>
-        <w:t xml:space="preserve">$d_{xy}$</w:t>
-      </w:r>
+      <m:oMath>
+        <m:sSub>
+          <m:e>
+            <m:r>
+              <m:t>d</m:t>
+            </m:r>
+          </m:e>
+          <m:sub>
+            <m:r>
+              <m:t>x</m:t>
+            </m:r>
+            <m:r>
+              <m:t>y</m:t>
+            </m:r>
+          </m:sub>
+        </m:sSub>
+      </m:oMath>
       <w:r>
         <w:rPr>
           <w:rFonts w:ascii="Times New Roman" w:hAnsi="Times New Roman" w:eastAsia="Times New Roman" w:cs="Times New Roman"/>
         </w:rPr>
         <w:t xml:space="preserve">、</w:t>
       </w:r>
-      <w:r>
-        <w:rPr>
-          <w:rStyle w:val="VerbatimChar"/>
-          <w:rFonts w:ascii="Times New Roman" w:hAnsi="Times New Roman" w:eastAsia="Times New Roman" w:cs="Times New Roman"/>
-        </w:rPr>
-        <w:t xml:space="preserve">$d_{xz}$</w:t>
-      </w:r>
+      <m:oMath>
+        <m:sSub>
+          <m:e>
+            <m:r>
+              <m:t>d</m:t>
+            </m:r>
+          </m:e>
+          <m:sub>
+            <m:r>
+              <m:t>x</m:t>
+            </m:r>
+            <m:r>
+              <m:t>z</m:t>
+            </m:r>
+          </m:sub>
+        </m:sSub>
+      </m:oMath>
       <w:r>
         <w:rPr>
           <w:rFonts w:ascii="Times New Roman" w:hAnsi="Times New Roman" w:eastAsia="Times New Roman" w:cs="Times New Roman"/>
         </w:rPr>
         <w:t xml:space="preserve">、</w:t>
       </w:r>
-      <w:r>
-        <w:rPr>
-          <w:rStyle w:val="VerbatimChar"/>
-          <w:rFonts w:ascii="Times New Roman" w:hAnsi="Times New Roman" w:eastAsia="Times New Roman" w:cs="Times New Roman"/>
-        </w:rPr>
-        <w:t xml:space="preserve">$d_{yz}$</w:t>
-      </w:r>
+      <m:oMath>
+        <m:sSub>
+          <m:e>
+            <m:r>
+              <m:t>d</m:t>
+            </m:r>
+          </m:e>
+          <m:sub>
+            <m:r>
+              <m:t>y</m:t>
+            </m:r>
+            <m:r>
+              <m:t>z</m:t>
+            </m:r>
+          </m:sub>
+        </m:sSub>
+      </m:oMath>
     </w:p>
     <w:p>
       <w:pPr>
@@ -2680,39 +2751,104 @@
           <w:numId w:val="1010"/>
         </w:numPr>
       </w:pPr>
-      <w:r>
-        <w:rPr>
-          <w:rStyle w:val="VerbatimChar"/>
-          <w:rFonts w:ascii="Times New Roman" w:hAnsi="Times New Roman" w:eastAsia="Times New Roman" w:cs="Times New Roman"/>
-        </w:rPr>
-        <w:t xml:space="preserve">$e_g$</w:t>
-      </w:r>
+      <m:oMath>
+        <m:sSub>
+          <m:e>
+            <m:r>
+              <m:t>e</m:t>
+            </m:r>
+          </m:e>
+          <m:sub>
+            <m:r>
+              <m:t>g</m:t>
+            </m:r>
+          </m:sub>
+        </m:sSub>
+      </m:oMath>
       <w:r>
         <w:rPr>
           <w:rFonts w:hint="eastAsia" w:ascii="Times New Roman" w:hAnsi="Times New Roman" w:eastAsia="Times New Roman" w:cs="Times New Roman"/>
         </w:rPr>
         <w:t xml:space="preserve">：</w:t>
       </w:r>
-      <w:r>
-        <w:rPr>
-          <w:rStyle w:val="VerbatimChar"/>
-          <w:rFonts w:ascii="Times New Roman" w:hAnsi="Times New Roman" w:eastAsia="Times New Roman" w:cs="Times New Roman"/>
-        </w:rPr>
-        <w:t xml:space="preserve">$d_{z^2}$</w:t>
-      </w:r>
+      <m:oMath>
+        <m:sSub>
+          <m:e>
+            <m:r>
+              <m:t>d</m:t>
+            </m:r>
+          </m:e>
+          <m:sub>
+            <m:sSup>
+              <m:e>
+                <m:r>
+                  <m:t>z</m:t>
+                </m:r>
+              </m:e>
+              <m:sup>
+                <m:r>
+                  <m:t>2</m:t>
+                </m:r>
+              </m:sup>
+            </m:sSup>
+          </m:sub>
+        </m:sSub>
+      </m:oMath>
       <w:r>
         <w:rPr>
           <w:rFonts w:ascii="Times New Roman" w:hAnsi="Times New Roman" w:eastAsia="Times New Roman" w:cs="Times New Roman"/>
         </w:rPr>
         <w:t xml:space="preserve">、</w:t>
       </w:r>
-      <w:r>
-        <w:rPr>
-          <w:rStyle w:val="VerbatimChar"/>
-          <w:rFonts w:ascii="Times New Roman" w:hAnsi="Times New Roman" w:eastAsia="Times New Roman" w:cs="Times New Roman"/>
-        </w:rPr>
-        <w:t xml:space="preserve">$d_{x^2-y^2}$</w:t>
-      </w:r>
+      <m:oMath>
+        <m:oMathPr>
+          <m:ctrlPr>
+            <w:rPr>
+              <w:sz w:val="28"/>
+              <w:szCs w:val="28"/>
+            </w:rPr>
+          </m:ctrlPr>
+        </m:oMathPr>
+        <m:sSub>
+          <m:e>
+            <m:r>
+              <m:t>d</m:t>
+            </m:r>
+          </m:e>
+          <m:sub>
+            <m:sSup>
+              <m:e>
+                <m:r>
+                  <m:t>x</m:t>
+                </m:r>
+              </m:e>
+              <m:sup>
+                <m:r>
+                  <m:t>2</m:t>
+                </m:r>
+              </m:sup>
+            </m:sSup>
+            <m:r>
+              <m:rPr>
+                <m:sty m:val="p"/>
+              </m:rPr>
+              <m:t>−</m:t>
+            </m:r>
+            <m:sSup>
+              <m:e>
+                <m:r>
+                  <m:t>y</m:t>
+                </m:r>
+              </m:e>
+              <m:sup>
+                <m:r>
+                  <m:t>2</m:t>
+                </m:r>
+              </m:sup>
+            </m:sSup>
+          </m:sub>
+        </m:sSub>
+      </m:oMath>
     </w:p>
     <w:p>
       <w:pPr>
@@ -2856,13 +2992,20 @@
         </w:rPr>
         <w:t xml:space="preserve">“</w:t>
       </w:r>
-      <w:r>
-        <w:rPr>
-          <w:rStyle w:val="VerbatimChar"/>
-          <w:rFonts w:ascii="Times New Roman" w:hAnsi="Times New Roman" w:eastAsia="Times New Roman" w:cs="Times New Roman"/>
-        </w:rPr>
-        <w:t xml:space="preserve">$e_g$</w:t>
-      </w:r>
+      <m:oMath>
+        <m:sSub>
+          <m:e>
+            <m:r>
+              <m:t>e</m:t>
+            </m:r>
+          </m:e>
+          <m:sub>
+            <m:r>
+              <m:t>g</m:t>
+            </m:r>
+          </m:sub>
+        </m:sSub>
+      </m:oMath>
       <w:r>
         <w:rPr>
           <w:rFonts w:ascii="Times New Roman" w:hAnsi="Times New Roman" w:eastAsia="Times New Roman" w:cs="Times New Roman"/>
@@ -2881,13 +3024,23 @@
         </w:rPr>
         <w:t>、</w:t>
       </w:r>
-      <w:r>
-        <w:rPr>
-          <w:rStyle w:val="VerbatimChar"/>
-          <w:rFonts w:ascii="Times New Roman" w:hAnsi="Times New Roman" w:eastAsia="Times New Roman" w:cs="Times New Roman"/>
-        </w:rPr>
-        <w:t xml:space="preserve">$t_{2g}$</w:t>
-      </w:r>
+      <m:oMath>
+        <m:sSub>
+          <m:e>
+            <m:r>
+              <m:t>t</m:t>
+            </m:r>
+          </m:e>
+          <m:sub>
+            <m:r>
+              <m:t>2</m:t>
+            </m:r>
+            <m:r>
+              <m:t>g</m:t>
+            </m:r>
+          </m:sub>
+        </m:sSub>
+      </m:oMath>
       <w:r>
         <w:rPr>
           <w:rFonts w:ascii="Times New Roman" w:hAnsi="Times New Roman" w:eastAsia="Times New Roman" w:cs="Times New Roman"/>
@@ -2945,13 +3098,20 @@
         </w:rPr>
         <w:t xml:space="preserve"> </w:t>
       </w:r>
-      <w:r>
-        <w:rPr>
-          <w:rStyle w:val="VerbatimChar"/>
-          <w:rFonts w:ascii="Times New Roman" w:hAnsi="Times New Roman" w:eastAsia="Times New Roman" w:cs="Times New Roman"/>
-        </w:rPr>
-        <w:t xml:space="preserve">$e_g$</w:t>
-      </w:r>
+      <m:oMath>
+        <m:sSub>
+          <m:e>
+            <m:r>
+              <m:t>e</m:t>
+            </m:r>
+          </m:e>
+          <m:sub>
+            <m:r>
+              <m:t>g</m:t>
+            </m:r>
+          </m:sub>
+        </m:sSub>
+      </m:oMath>
       <w:r>
         <w:rPr>
           <w:rFonts w:ascii="Times New Roman" w:hAnsi="Times New Roman" w:eastAsia="Times New Roman" w:cs="Times New Roman"/>
@@ -2997,13 +3157,23 @@
         </w:rPr>
         <w:t xml:space="preserve"> </w:t>
       </w:r>
-      <w:r>
-        <w:rPr>
-          <w:rStyle w:val="VerbatimChar"/>
-          <w:rFonts w:ascii="Times New Roman" w:hAnsi="Times New Roman" w:eastAsia="Times New Roman" w:cs="Times New Roman"/>
-        </w:rPr>
-        <w:t xml:space="preserve">$t_{2g}$</w:t>
-      </w:r>
+      <m:oMath>
+        <m:sSub>
+          <m:e>
+            <m:r>
+              <m:t>t</m:t>
+            </m:r>
+          </m:e>
+          <m:sub>
+            <m:r>
+              <m:t>2</m:t>
+            </m:r>
+            <m:r>
+              <m:t>g</m:t>
+            </m:r>
+          </m:sub>
+        </m:sSub>
+      </m:oMath>
       <w:r>
         <w:rPr>
           <w:rFonts w:ascii="Times New Roman" w:hAnsi="Times New Roman" w:eastAsia="Times New Roman" w:cs="Times New Roman"/>
@@ -3199,13 +3369,23 @@
         </w:rPr>
         <w:t xml:space="preserve"> </w:t>
       </w:r>
-      <w:r>
-        <w:rPr>
-          <w:rStyle w:val="VerbatimChar"/>
-          <w:rFonts w:ascii="Times New Roman" w:hAnsi="Times New Roman" w:eastAsia="Times New Roman" w:cs="Times New Roman"/>
-        </w:rPr>
-        <w:t xml:space="preserve">$Δ_o$</w:t>
-      </w:r>
+      <m:oMath>
+        <m:sSub>
+          <m:e>
+            <m:r>
+              <m:rPr>
+                <m:sty m:val="p"/>
+              </m:rPr>
+              <m:t>Δ</m:t>
+            </m:r>
+          </m:e>
+          <m:sub>
+            <m:r>
+              <m:t>o</m:t>
+            </m:r>
+          </m:sub>
+        </m:sSub>
+      </m:oMath>
       <w:r>
         <w:rPr>
           <w:rFonts w:ascii="Times New Roman" w:hAnsi="Times New Roman" w:eastAsia="Times New Roman" w:cs="Times New Roman"/>
@@ -3239,13 +3419,11 @@
         </w:rPr>
         <w:t xml:space="preserve"> </w:t>
       </w:r>
-      <w:r>
-        <w:rPr>
-          <w:rStyle w:val="VerbatimChar"/>
-          <w:rFonts w:ascii="Times New Roman" w:hAnsi="Times New Roman" w:eastAsia="Times New Roman" w:cs="Times New Roman"/>
-        </w:rPr>
-        <w:t xml:space="preserve">$P$</w:t>
-      </w:r>
+      <m:oMath>
+        <m:r>
+          <m:t>P</m:t>
+        </m:r>
+      </m:oMath>
       <w:r>
         <w:rPr>
           <w:rFonts w:ascii="Times New Roman" w:hAnsi="Times New Roman" w:eastAsia="Times New Roman" w:cs="Times New Roman"/>
@@ -3275,13 +3453,32 @@
         </w:rPr>
         <w:t xml:space="preserve"> </w:t>
       </w:r>
-      <w:r>
-        <w:rPr>
-          <w:rStyle w:val="VerbatimChar"/>
-          <w:rFonts w:ascii="Times New Roman" w:hAnsi="Times New Roman" w:eastAsia="Times New Roman" w:cs="Times New Roman"/>
-        </w:rPr>
-        <w:t xml:space="preserve">$Δ_o &gt; P$</w:t>
-      </w:r>
+      <m:oMath>
+        <m:sSub>
+          <m:e>
+            <m:r>
+              <m:rPr>
+                <m:sty m:val="p"/>
+              </m:rPr>
+              <m:t>Δ</m:t>
+            </m:r>
+          </m:e>
+          <m:sub>
+            <m:r>
+              <m:t>o</m:t>
+            </m:r>
+          </m:sub>
+        </m:sSub>
+        <m:r>
+          <m:rPr>
+            <m:sty m:val="p"/>
+          </m:rPr>
+          <m:t>&gt;</m:t>
+        </m:r>
+        <m:r>
+          <m:t>P</m:t>
+        </m:r>
+      </m:oMath>
       <w:r>
         <w:rPr>
           <w:rFonts w:hint="eastAsia" w:ascii="Times New Roman" w:hAnsi="Times New Roman" w:eastAsia="Times New Roman" w:cs="Times New Roman"/>
@@ -3330,13 +3527,32 @@
         </w:rPr>
         <w:t xml:space="preserve"> </w:t>
       </w:r>
-      <w:r>
-        <w:rPr>
-          <w:rStyle w:val="VerbatimChar"/>
-          <w:rFonts w:ascii="Times New Roman" w:hAnsi="Times New Roman" w:eastAsia="Times New Roman" w:cs="Times New Roman"/>
-        </w:rPr>
-        <w:t xml:space="preserve">$Δ_o &lt; P$</w:t>
-      </w:r>
+      <m:oMath>
+        <m:sSub>
+          <m:e>
+            <m:r>
+              <m:rPr>
+                <m:sty m:val="p"/>
+              </m:rPr>
+              <m:t>Δ</m:t>
+            </m:r>
+          </m:e>
+          <m:sub>
+            <m:r>
+              <m:t>o</m:t>
+            </m:r>
+          </m:sub>
+        </m:sSub>
+        <m:r>
+          <m:rPr>
+            <m:sty m:val="p"/>
+          </m:rPr>
+          <m:t>&lt;</m:t>
+        </m:r>
+        <m:r>
+          <m:t>P</m:t>
+        </m:r>
+      </m:oMath>
       <w:r>
         <w:rPr>
           <w:rFonts w:hint="eastAsia" w:ascii="Times New Roman" w:hAnsi="Times New Roman" w:eastAsia="Times New Roman" w:cs="Times New Roman"/>
@@ -3993,13 +4209,23 @@
         </w:rPr>
         <w:t xml:space="preserve"> </w:t>
       </w:r>
-      <w:r>
-        <w:rPr>
-          <w:rStyle w:val="VerbatimChar"/>
-          <w:rFonts w:ascii="Times New Roman" w:hAnsi="Times New Roman" w:eastAsia="Times New Roman" w:cs="Times New Roman"/>
-        </w:rPr>
-        <w:t xml:space="preserve">$t_{2g}$</w:t>
-      </w:r>
+      <m:oMath>
+        <m:sSub>
+          <m:e>
+            <m:r>
+              <m:t>t</m:t>
+            </m:r>
+          </m:e>
+          <m:sub>
+            <m:r>
+              <m:t>2</m:t>
+            </m:r>
+            <m:r>
+              <m:t>g</m:t>
+            </m:r>
+          </m:sub>
+        </m:sSub>
+      </m:oMath>
       <w:r>
         <w:rPr>
           <w:rFonts w:ascii="Times New Roman" w:hAnsi="Times New Roman" w:eastAsia="Times New Roman" w:cs="Times New Roman"/>
@@ -4112,13 +4338,23 @@
         </w:rPr>
         <w:t xml:space="preserve"> </w:t>
       </w:r>
-      <w:r>
-        <w:rPr>
-          <w:rStyle w:val="VerbatimChar"/>
-          <w:rFonts w:ascii="Times New Roman" w:hAnsi="Times New Roman" w:eastAsia="Times New Roman" w:cs="Times New Roman"/>
-        </w:rPr>
-        <w:t xml:space="preserve">$t_{2g}$</w:t>
-      </w:r>
+      <m:oMath>
+        <m:sSub>
+          <m:e>
+            <m:r>
+              <m:t>t</m:t>
+            </m:r>
+          </m:e>
+          <m:sub>
+            <m:r>
+              <m:t>2</m:t>
+            </m:r>
+            <m:r>
+              <m:t>g</m:t>
+            </m:r>
+          </m:sub>
+        </m:sSub>
+      </m:oMath>
       <w:r>
         <w:rPr>
           <w:rFonts w:ascii="Times New Roman" w:hAnsi="Times New Roman" w:eastAsia="Times New Roman" w:cs="Times New Roman"/>
@@ -5044,13 +5280,20 @@
         </w:rPr>
         <w:t xml:space="preserve"> </w:t>
       </w:r>
-      <w:r>
-        <w:rPr>
-          <w:rStyle w:val="VerbatimChar"/>
-          <w:rFonts w:ascii="Times New Roman" w:hAnsi="Times New Roman" w:eastAsia="Times New Roman" w:cs="Times New Roman"/>
-        </w:rPr>
-        <w:t xml:space="preserve">$d^9$</w:t>
-      </w:r>
+      <m:oMath>
+        <m:sSup>
+          <m:e>
+            <m:r>
+              <m:t>d</m:t>
+            </m:r>
+          </m:e>
+          <m:sup>
+            <m:r>
+              <m:t>9</m:t>
+            </m:r>
+          </m:sup>
+        </m:sSup>
+      </m:oMath>
     </w:p>
     <w:p>
       <w:pPr>
@@ -5103,13 +5346,20 @@
         </w:rPr>
         <w:t xml:space="preserve"> </w:t>
       </w:r>
-      <w:r>
-        <w:rPr>
-          <w:rStyle w:val="VerbatimChar"/>
-          <w:rFonts w:ascii="Times New Roman" w:hAnsi="Times New Roman" w:eastAsia="Times New Roman" w:cs="Times New Roman"/>
-        </w:rPr>
-        <w:t xml:space="preserve">$d^4$</w:t>
-      </w:r>
+      <m:oMath>
+        <m:sSup>
+          <m:e>
+            <m:r>
+              <m:t>d</m:t>
+            </m:r>
+          </m:e>
+          <m:sup>
+            <m:r>
+              <m:t>4</m:t>
+            </m:r>
+          </m:sup>
+        </m:sSup>
+      </m:oMath>
     </w:p>
     <w:p>
       <w:pPr>
@@ -5131,13 +5381,20 @@
         </w:rPr>
         <w:t xml:space="preserve"> </w:t>
       </w:r>
-      <w:r>
-        <w:rPr>
-          <w:rStyle w:val="VerbatimChar"/>
-          <w:rFonts w:ascii="Times New Roman" w:hAnsi="Times New Roman" w:eastAsia="Times New Roman" w:cs="Times New Roman"/>
-        </w:rPr>
-        <w:t xml:space="preserve">$d^7$</w:t>
-      </w:r>
+      <m:oMath>
+        <m:sSup>
+          <m:e>
+            <m:r>
+              <m:t>d</m:t>
+            </m:r>
+          </m:e>
+          <m:sup>
+            <m:r>
+              <m:t>7</m:t>
+            </m:r>
+          </m:sup>
+        </m:sSup>
+      </m:oMath>
     </w:p>
     <w:p>
       <w:pPr>
@@ -5351,13 +5608,20 @@
         </w:rPr>
         <w:t xml:space="preserve"> </w:t>
       </w:r>
-      <w:r>
-        <w:rPr>
-          <w:rStyle w:val="VerbatimChar"/>
-          <w:rFonts w:ascii="Times New Roman" w:hAnsi="Times New Roman" w:eastAsia="Times New Roman" w:cs="Times New Roman"/>
-        </w:rPr>
-        <w:t xml:space="preserve">$e_g$</w:t>
-      </w:r>
+      <m:oMath>
+        <m:sSub>
+          <m:e>
+            <m:r>
+              <m:t>e</m:t>
+            </m:r>
+          </m:e>
+          <m:sub>
+            <m:r>
+              <m:t>g</m:t>
+            </m:r>
+          </m:sub>
+        </m:sSub>
+      </m:oMath>
       <w:r>
         <w:rPr>
           <w:rFonts w:ascii="Times New Roman" w:hAnsi="Times New Roman" w:eastAsia="Times New Roman" w:cs="Times New Roman"/>
@@ -5427,13 +5691,29 @@
         </w:rPr>
         <w:t xml:space="preserve"> </w:t>
       </w:r>
-      <w:r>
-        <w:rPr>
-          <w:rStyle w:val="VerbatimChar"/>
-          <w:rFonts w:ascii="Times New Roman" w:hAnsi="Times New Roman" w:eastAsia="Times New Roman" w:cs="Times New Roman"/>
-        </w:rPr>
-        <w:t xml:space="preserve">$d_{z^2}$</w:t>
-      </w:r>
+      <m:oMath>
+        <m:sSub>
+          <m:e>
+            <m:r>
+              <m:t>d</m:t>
+            </m:r>
+          </m:e>
+          <m:sub>
+            <m:sSup>
+              <m:e>
+                <m:r>
+                  <m:t>z</m:t>
+                </m:r>
+              </m:e>
+              <m:sup>
+                <m:r>
+                  <m:t>2</m:t>
+                </m:r>
+              </m:sup>
+            </m:sSup>
+          </m:sub>
+        </m:sSub>
+      </m:oMath>
       <w:r>
         <w:rPr>
           <w:rFonts w:ascii="Times New Roman" w:hAnsi="Times New Roman" w:eastAsia="Times New Roman" w:cs="Times New Roman"/>
@@ -5452,13 +5732,55 @@
         </w:rPr>
         <w:t xml:space="preserve"> </w:t>
       </w:r>
-      <w:r>
-        <w:rPr>
-          <w:rStyle w:val="VerbatimChar"/>
-          <w:rFonts w:ascii="Times New Roman" w:hAnsi="Times New Roman" w:eastAsia="Times New Roman" w:cs="Times New Roman"/>
-        </w:rPr>
-        <w:t xml:space="preserve">$d_{x^2-y^2}$</w:t>
-      </w:r>
+      <m:oMath>
+        <m:oMathPr>
+          <m:ctrlPr>
+            <w:rPr>
+              <w:sz w:val="28"/>
+              <w:szCs w:val="28"/>
+            </w:rPr>
+          </m:ctrlPr>
+        </m:oMathPr>
+        <m:sSub>
+          <m:e>
+            <m:r>
+              <m:t>d</m:t>
+            </m:r>
+          </m:e>
+          <m:sub>
+            <m:sSup>
+              <m:e>
+                <m:r>
+                  <m:t>x</m:t>
+                </m:r>
+              </m:e>
+              <m:sup>
+                <m:r>
+                  <m:t>2</m:t>
+                </m:r>
+              </m:sup>
+            </m:sSup>
+            <m:r>
+              <m:rPr>
+                <m:sty m:val="p"/>
+              </m:rPr>
+              <m:t>−</m:t>
+            </m:r>
+            <m:sSup>
+              <m:e>
+                <m:r>
+                  <m:t>y</m:t>
+                </m:r>
+              </m:e>
+              <m:sup>
+                <m:r>
+                  <m:t>2</m:t>
+                </m:r>
+              </m:sup>
+            </m:sSup>
+          </m:sub>
+        </m:sSub>
+      </m:oMath>
       <w:r>
         <w:rPr>
           <w:rFonts w:ascii="Times New Roman" w:hAnsi="Times New Roman" w:eastAsia="Times New Roman" w:cs="Times New Roman"/>
@@ -5835,13 +6157,29 @@
           <w:numId w:val="1019"/>
         </w:numPr>
       </w:pPr>
-      <w:r>
-        <w:rPr>
-          <w:rStyle w:val="VerbatimChar"/>
-          <w:rFonts w:ascii="Times New Roman" w:hAnsi="Times New Roman" w:eastAsia="Times New Roman" w:cs="Times New Roman"/>
-        </w:rPr>
-        <w:t xml:space="preserve">$d_{z^2}$</w:t>
-      </w:r>
+      <m:oMath>
+        <m:sSub>
+          <m:e>
+            <m:r>
+              <m:t>d</m:t>
+            </m:r>
+          </m:e>
+          <m:sub>
+            <m:sSup>
+              <m:e>
+                <m:r>
+                  <m:t>z</m:t>
+                </m:r>
+              </m:e>
+              <m:sup>
+                <m:r>
+                  <m:t>2</m:t>
+                </m:r>
+              </m:sup>
+            </m:sSup>
+          </m:sub>
+        </m:sSub>
+      </m:oMath>
       <w:r>
         <w:rPr>
           <w:rFonts w:ascii="Times New Roman" w:hAnsi="Times New Roman" w:eastAsia="Times New Roman" w:cs="Times New Roman"/>
@@ -5875,13 +6213,55 @@
           <w:numId w:val="1019"/>
         </w:numPr>
       </w:pPr>
-      <w:r>
-        <w:rPr>
-          <w:rStyle w:val="VerbatimChar"/>
-          <w:rFonts w:ascii="Times New Roman" w:hAnsi="Times New Roman" w:eastAsia="Times New Roman" w:cs="Times New Roman"/>
-        </w:rPr>
-        <w:t xml:space="preserve">$d_{x^2-y^2}$</w:t>
-      </w:r>
+      <m:oMath>
+        <m:oMathPr>
+          <m:ctrlPr>
+            <w:rPr>
+              <w:sz w:val="28"/>
+              <w:szCs w:val="28"/>
+            </w:rPr>
+          </m:ctrlPr>
+        </m:oMathPr>
+        <m:sSub>
+          <m:e>
+            <m:r>
+              <m:t>d</m:t>
+            </m:r>
+          </m:e>
+          <m:sub>
+            <m:sSup>
+              <m:e>
+                <m:r>
+                  <m:t>x</m:t>
+                </m:r>
+              </m:e>
+              <m:sup>
+                <m:r>
+                  <m:t>2</m:t>
+                </m:r>
+              </m:sup>
+            </m:sSup>
+            <m:r>
+              <m:rPr>
+                <m:sty m:val="p"/>
+              </m:rPr>
+              <m:t>−</m:t>
+            </m:r>
+            <m:sSup>
+              <m:e>
+                <m:r>
+                  <m:t>y</m:t>
+                </m:r>
+              </m:e>
+              <m:sup>
+                <m:r>
+                  <m:t>2</m:t>
+                </m:r>
+              </m:sup>
+            </m:sSup>
+          </m:sub>
+        </m:sSub>
+      </m:oMath>
       <w:r>
         <w:rPr>
           <w:rFonts w:ascii="Times New Roman" w:hAnsi="Times New Roman" w:eastAsia="Times New Roman" w:cs="Times New Roman"/>
@@ -6120,13 +6500,20 @@
         </w:rPr>
         <w:t xml:space="preserve"> </w:t>
       </w:r>
-      <w:r>
-        <w:rPr>
-          <w:rStyle w:val="VerbatimChar"/>
-          <w:rFonts w:ascii="Times New Roman" w:hAnsi="Times New Roman" w:eastAsia="Times New Roman" w:cs="Times New Roman"/>
-        </w:rPr>
-        <w:t xml:space="preserve">$d^9$</w:t>
-      </w:r>
+      <m:oMath>
+        <m:sSup>
+          <m:e>
+            <m:r>
+              <m:t>d</m:t>
+            </m:r>
+          </m:e>
+          <m:sup>
+            <m:r>
+              <m:t>9</m:t>
+            </m:r>
+          </m:sup>
+        </m:sSup>
+      </m:oMath>
       <w:r>
         <w:rPr>
           <w:rFonts w:ascii="Times New Roman" w:hAnsi="Times New Roman" w:eastAsia="Times New Roman" w:cs="Times New Roman"/>
@@ -6424,13 +6811,20 @@
         </w:rPr>
         <w:t xml:space="preserve">：</w:t>
       </w:r>
-      <w:r>
-        <w:rPr>
-          <w:rStyle w:val="VerbatimChar"/>
-          <w:rFonts w:ascii="Times New Roman" w:hAnsi="Times New Roman" w:eastAsia="Times New Roman" w:cs="Times New Roman"/>
-        </w:rPr>
-        <w:t xml:space="preserve">$e_g$</w:t>
-      </w:r>
+      <m:oMath>
+        <m:sSub>
+          <m:e>
+            <m:r>
+              <m:t>e</m:t>
+            </m:r>
+          </m:e>
+          <m:sub>
+            <m:r>
+              <m:t>g</m:t>
+            </m:r>
+          </m:sub>
+        </m:sSub>
+      </m:oMath>
       <w:r>
         <w:rPr>
           <w:rFonts w:ascii="Times New Roman" w:hAnsi="Times New Roman" w:eastAsia="Times New Roman" w:cs="Times New Roman"/>
@@ -6461,13 +6855,20 @@
         </w:rPr>
         <w:t xml:space="preserve"> </w:t>
       </w:r>
-      <w:r>
-        <w:rPr>
-          <w:rStyle w:val="VerbatimChar"/>
-          <w:rFonts w:ascii="Times New Roman" w:hAnsi="Times New Roman" w:eastAsia="Times New Roman" w:cs="Times New Roman"/>
-        </w:rPr>
-        <w:t xml:space="preserve">$d^4$</w:t>
-      </w:r>
+      <m:oMath>
+        <m:sSup>
+          <m:e>
+            <m:r>
+              <m:t>d</m:t>
+            </m:r>
+          </m:e>
+          <m:sup>
+            <m:r>
+              <m:t>4</m:t>
+            </m:r>
+          </m:sup>
+        </m:sSup>
+      </m:oMath>
       <w:r>
         <w:rPr>
           <w:rFonts w:hint="eastAsia" w:ascii="Times New Roman" w:hAnsi="Times New Roman" w:eastAsia="Times New Roman" w:cs="Times New Roman"/>
@@ -6486,26 +6887,40 @@
         </w:rPr>
         <w:t xml:space="preserve"> </w:t>
       </w:r>
-      <w:r>
-        <w:rPr>
-          <w:rStyle w:val="VerbatimChar"/>
-          <w:rFonts w:ascii="Times New Roman" w:hAnsi="Times New Roman" w:eastAsia="Times New Roman" w:cs="Times New Roman"/>
-        </w:rPr>
-        <w:t xml:space="preserve">$d^7$</w:t>
-      </w:r>
+      <m:oMath>
+        <m:sSup>
+          <m:e>
+            <m:r>
+              <m:t>d</m:t>
+            </m:r>
+          </m:e>
+          <m:sup>
+            <m:r>
+              <m:t>7</m:t>
+            </m:r>
+          </m:sup>
+        </m:sSup>
+      </m:oMath>
       <w:r>
         <w:rPr>
           <w:rFonts w:ascii="Times New Roman" w:hAnsi="Times New Roman" w:eastAsia="Times New Roman" w:cs="Times New Roman"/>
         </w:rPr>
         <w:t xml:space="preserve">、</w:t>
       </w:r>
-      <w:r>
-        <w:rPr>
-          <w:rStyle w:val="VerbatimChar"/>
-          <w:rFonts w:ascii="Times New Roman" w:hAnsi="Times New Roman" w:eastAsia="Times New Roman" w:cs="Times New Roman"/>
-        </w:rPr>
-        <w:t xml:space="preserve">$d^9$</w:t>
-      </w:r>
+      <m:oMath>
+        <m:sSup>
+          <m:e>
+            <m:r>
+              <m:t>d</m:t>
+            </m:r>
+          </m:e>
+          <m:sup>
+            <m:r>
+              <m:t>9</m:t>
+            </m:r>
+          </m:sup>
+        </m:sSup>
+      </m:oMath>
     </w:p>
     <w:p>
       <w:pPr>
@@ -6549,13 +6964,23 @@
         </w:rPr>
         <w:t xml:space="preserve"> </w:t>
       </w:r>
-      <w:r>
-        <w:rPr>
-          <w:rStyle w:val="VerbatimChar"/>
-          <w:rFonts w:ascii="Times New Roman" w:hAnsi="Times New Roman" w:eastAsia="Times New Roman" w:cs="Times New Roman"/>
-        </w:rPr>
-        <w:t xml:space="preserve">$t_{2g}$</w:t>
-      </w:r>
+      <m:oMath>
+        <m:sSub>
+          <m:e>
+            <m:r>
+              <m:t>t</m:t>
+            </m:r>
+          </m:e>
+          <m:sub>
+            <m:r>
+              <m:t>2</m:t>
+            </m:r>
+            <m:r>
+              <m:t>g</m:t>
+            </m:r>
+          </m:sub>
+        </m:sSub>
+      </m:oMath>
       <w:r>
         <w:rPr>
           <w:rFonts w:ascii="Times New Roman" w:hAnsi="Times New Roman" w:eastAsia="Times New Roman" w:cs="Times New Roman"/>
@@ -6647,13 +7072,20 @@
         </w:rPr>
         <w:t xml:space="preserve"> </w:t>
       </w:r>
-      <w:r>
-        <w:rPr>
-          <w:rStyle w:val="VerbatimChar"/>
-          <w:rFonts w:ascii="Times New Roman" w:hAnsi="Times New Roman" w:eastAsia="Times New Roman" w:cs="Times New Roman"/>
-        </w:rPr>
-        <w:t xml:space="preserve">$d^3$</w:t>
-      </w:r>
+      <m:oMath>
+        <m:sSup>
+          <m:e>
+            <m:r>
+              <m:t>d</m:t>
+            </m:r>
+          </m:e>
+          <m:sup>
+            <m:r>
+              <m:t>3</m:t>
+            </m:r>
+          </m:sup>
+        </m:sSup>
+      </m:oMath>
       <w:r>
         <w:rPr>
           <w:rFonts w:hint="eastAsia" w:ascii="Times New Roman" w:hAnsi="Times New Roman" w:eastAsia="Times New Roman" w:cs="Times New Roman"/>
@@ -6672,13 +7104,20 @@
         </w:rPr>
         <w:t xml:space="preserve"> </w:t>
       </w:r>
-      <w:r>
-        <w:rPr>
-          <w:rStyle w:val="VerbatimChar"/>
-          <w:rFonts w:ascii="Times New Roman" w:hAnsi="Times New Roman" w:eastAsia="Times New Roman" w:cs="Times New Roman"/>
-        </w:rPr>
-        <w:t xml:space="preserve">$d^5$</w:t>
-      </w:r>
+      <m:oMath>
+        <m:sSup>
+          <m:e>
+            <m:r>
+              <m:t>d</m:t>
+            </m:r>
+          </m:e>
+          <m:sup>
+            <m:r>
+              <m:t>5</m:t>
+            </m:r>
+          </m:sup>
+        </m:sSup>
+      </m:oMath>
       <w:r>
         <w:rPr>
           <w:rFonts w:hint="eastAsia" w:ascii="Times New Roman" w:hAnsi="Times New Roman" w:eastAsia="Times New Roman" w:cs="Times New Roman"/>
@@ -6697,26 +7136,40 @@
         </w:rPr>
         <w:t xml:space="preserve"> </w:t>
       </w:r>
-      <w:r>
-        <w:rPr>
-          <w:rStyle w:val="VerbatimChar"/>
-          <w:rFonts w:ascii="Times New Roman" w:hAnsi="Times New Roman" w:eastAsia="Times New Roman" w:cs="Times New Roman"/>
-        </w:rPr>
-        <w:t xml:space="preserve">$d^6$</w:t>
-      </w:r>
+      <m:oMath>
+        <m:sSup>
+          <m:e>
+            <m:r>
+              <m:t>d</m:t>
+            </m:r>
+          </m:e>
+          <m:sup>
+            <m:r>
+              <m:t>6</m:t>
+            </m:r>
+          </m:sup>
+        </m:sSup>
+      </m:oMath>
       <w:r>
         <w:rPr>
           <w:rFonts w:ascii="Times New Roman" w:hAnsi="Times New Roman" w:eastAsia="Times New Roman" w:cs="Times New Roman"/>
         </w:rPr>
         <w:t xml:space="preserve">、</w:t>
       </w:r>
-      <w:r>
-        <w:rPr>
-          <w:rStyle w:val="VerbatimChar"/>
-          <w:rFonts w:ascii="Times New Roman" w:hAnsi="Times New Roman" w:eastAsia="Times New Roman" w:cs="Times New Roman"/>
-        </w:rPr>
-        <w:t xml:space="preserve">$d^{10}$</w:t>
-      </w:r>
+      <m:oMath>
+        <m:sSup>
+          <m:e>
+            <m:r>
+              <m:t>d</m:t>
+            </m:r>
+          </m:e>
+          <m:sup>
+            <m:r>
+              <m:t>10</m:t>
+            </m:r>
+          </m:sup>
+        </m:sSup>
+      </m:oMath>
     </w:p>
     <w:p>
       <w:pPr>
@@ -7289,13 +7742,23 @@
         </w:rPr>
         <w:t xml:space="preserve"> </w:t>
       </w:r>
-      <w:r>
-        <w:rPr>
-          <w:rStyle w:val="VerbatimChar"/>
-          <w:rFonts w:ascii="Times New Roman" w:hAnsi="Times New Roman" w:eastAsia="Times New Roman" w:cs="Times New Roman"/>
-        </w:rPr>
-        <w:t xml:space="preserve">$t_{2g}$</w:t>
-      </w:r>
+      <m:oMath>
+        <m:sSub>
+          <m:e>
+            <m:r>
+              <m:t>t</m:t>
+            </m:r>
+          </m:e>
+          <m:sub>
+            <m:r>
+              <m:t>2</m:t>
+            </m:r>
+            <m:r>
+              <m:t>g</m:t>
+            </m:r>
+          </m:sub>
+        </m:sSub>
+      </m:oMath>
       <w:r>
         <w:rPr>
           <w:rFonts w:ascii="Times New Roman" w:hAnsi="Times New Roman" w:eastAsia="Times New Roman" w:cs="Times New Roman"/>
@@ -7314,13 +7777,14 @@
         </w:rPr>
         <w:t>，</w:t>
       </w:r>
-      <w:r>
-        <w:rPr>
-          <w:rStyle w:val="VerbatimChar"/>
-          <w:rFonts w:ascii="Times New Roman" w:hAnsi="Times New Roman" w:eastAsia="Times New Roman" w:cs="Times New Roman"/>
-        </w:rPr>
-        <w:t xml:space="preserve">$Δ$</w:t>
-      </w:r>
+      <m:oMath>
+        <m:r>
+          <m:rPr>
+            <m:sty m:val="p"/>
+          </m:rPr>
+          <m:t>Δ</m:t>
+        </m:r>
+      </m:oMath>
       <w:r>
         <w:rPr>
           <w:rFonts w:ascii="Times New Roman" w:hAnsi="Times New Roman" w:eastAsia="Times New Roman" w:cs="Times New Roman"/>
@@ -7384,13 +7848,23 @@
         </w:rPr>
         <w:t xml:space="preserve"> </w:t>
       </w:r>
-      <w:r>
-        <w:rPr>
-          <w:rStyle w:val="VerbatimChar"/>
-          <w:rFonts w:ascii="Times New Roman" w:hAnsi="Times New Roman" w:eastAsia="Times New Roman" w:cs="Times New Roman"/>
-        </w:rPr>
-        <w:t xml:space="preserve">$t_{2g}$</w:t>
-      </w:r>
+      <m:oMath>
+        <m:sSub>
+          <m:e>
+            <m:r>
+              <m:t>t</m:t>
+            </m:r>
+          </m:e>
+          <m:sub>
+            <m:r>
+              <m:t>2</m:t>
+            </m:r>
+            <m:r>
+              <m:t>g</m:t>
+            </m:r>
+          </m:sub>
+        </m:sSub>
+      </m:oMath>
       <w:r>
         <w:rPr>
           <w:rFonts w:ascii="Times New Roman" w:hAnsi="Times New Roman" w:eastAsia="Times New Roman" w:cs="Times New Roman"/>
@@ -7409,13 +7883,14 @@
         </w:rPr>
         <w:t>，</w:t>
       </w:r>
-      <w:r>
-        <w:rPr>
-          <w:rStyle w:val="VerbatimChar"/>
-          <w:rFonts w:ascii="Times New Roman" w:hAnsi="Times New Roman" w:eastAsia="Times New Roman" w:cs="Times New Roman"/>
-        </w:rPr>
-        <w:t xml:space="preserve">$Δ$</w:t>
-      </w:r>
+      <m:oMath>
+        <m:r>
+          <m:rPr>
+            <m:sty m:val="p"/>
+          </m:rPr>
+          <m:t>Δ</m:t>
+        </m:r>
+      </m:oMath>
       <w:r>
         <w:rPr>
           <w:rFonts w:ascii="Times New Roman" w:hAnsi="Times New Roman" w:eastAsia="Times New Roman" w:cs="Times New Roman"/>
@@ -7751,13 +8226,23 @@
         </w:rPr>
         <w:t xml:space="preserve"> </w:t>
       </w:r>
-      <w:r>
-        <w:rPr>
-          <w:rStyle w:val="VerbatimChar"/>
-          <w:rFonts w:ascii="Times New Roman" w:hAnsi="Times New Roman" w:eastAsia="Times New Roman" w:cs="Times New Roman"/>
-        </w:rPr>
-        <w:t xml:space="preserve">$π^*$</w:t>
-      </w:r>
+      <m:oMath>
+        <m:sSup>
+          <m:e>
+            <m:r>
+              <m:t>π</m:t>
+            </m:r>
+          </m:e>
+          <m:sup>
+            <m:r>
+              <m:rPr>
+                <m:sty m:val="p"/>
+              </m:rPr>
+              <m:t>*</m:t>
+            </m:r>
+          </m:sup>
+        </m:sSup>
+      </m:oMath>
       <w:r>
         <w:rPr>
           <w:rFonts w:ascii="Times New Roman" w:hAnsi="Times New Roman" w:eastAsia="Times New Roman" w:cs="Times New Roman"/>
@@ -8334,13 +8819,23 @@
         </w:rPr>
         <w:t xml:space="preserve"> </w:t>
       </w:r>
-      <w:r>
-        <w:rPr>
-          <w:rStyle w:val="VerbatimChar"/>
-          <w:rFonts w:ascii="Times New Roman" w:hAnsi="Times New Roman" w:eastAsia="Times New Roman" w:cs="Times New Roman"/>
-        </w:rPr>
-        <w:t xml:space="preserve">$π^*$</w:t>
-      </w:r>
+      <m:oMath>
+        <m:sSup>
+          <m:e>
+            <m:r>
+              <m:t>π</m:t>
+            </m:r>
+          </m:e>
+          <m:sup>
+            <m:r>
+              <m:rPr>
+                <m:sty m:val="p"/>
+              </m:rPr>
+              <m:t>*</m:t>
+            </m:r>
+          </m:sup>
+        </m:sSup>
+      </m:oMath>
       <w:r>
         <w:rPr>
           <w:rFonts w:ascii="Times New Roman" w:hAnsi="Times New Roman" w:eastAsia="Times New Roman" w:cs="Times New Roman"/>
@@ -12758,13 +13253,20 @@
               </w:rPr>
               <w:t xml:space="preserve"> </w:t>
             </w:r>
-            <w:r>
-              <w:rPr>
-                <w:rStyle w:val="VerbatimChar"/>
-                <w:rFonts w:ascii="Times New Roman" w:hAnsi="Times New Roman" w:eastAsia="Times New Roman" w:cs="Times New Roman"/>
-              </w:rPr>
-              <w:t xml:space="preserve">$d^9$</w:t>
-            </w:r>
+            <m:oMath>
+              <m:sSup>
+                <m:e>
+                  <m:r>
+                    <m:t>d</m:t>
+                  </m:r>
+                </m:e>
+                <m:sup>
+                  <m:r>
+                    <m:t>9</m:t>
+                  </m:r>
+                </m:sup>
+              </m:sSup>
+            </m:oMath>
             <w:r>
               <w:rPr>
                 <w:rFonts w:ascii="Times New Roman" w:hAnsi="Times New Roman" w:eastAsia="Times New Roman" w:cs="Times New Roman"/>
@@ -13057,13 +13559,14 @@
               </w:rPr>
               <w:t xml:space="preserve"> </w:t>
             </w:r>
-            <w:r>
-              <w:rPr>
-                <w:rStyle w:val="VerbatimChar"/>
-                <w:rFonts w:ascii="Times New Roman" w:hAnsi="Times New Roman" w:eastAsia="Times New Roman" w:cs="Times New Roman"/>
-              </w:rPr>
-              <w:t xml:space="preserve">$Δ$</w:t>
-            </w:r>
+            <m:oMath>
+              <m:r>
+                <m:rPr>
+                  <m:sty m:val="p"/>
+                </m:rPr>
+                <m:t>Δ</m:t>
+              </m:r>
+            </m:oMath>
             <w:r>
               <w:rPr>
                 <w:rFonts w:ascii="Times New Roman" w:hAnsi="Times New Roman" w:eastAsia="Times New Roman" w:cs="Times New Roman"/>
@@ -13082,13 +13585,11 @@
               </w:rPr>
               <w:t xml:space="preserve"> </w:t>
             </w:r>
-            <w:r>
-              <w:rPr>
-                <w:rStyle w:val="VerbatimChar"/>
-                <w:rFonts w:ascii="Times New Roman" w:hAnsi="Times New Roman" w:eastAsia="Times New Roman" w:cs="Times New Roman"/>
-              </w:rPr>
-              <w:t xml:space="preserve">$P$</w:t>
-            </w:r>
+            <m:oMath>
+              <m:r>
+                <m:t>P</m:t>
+              </m:r>
+            </m:oMath>
             <w:r>
               <w:rPr>
                 <w:rFonts w:ascii="Times New Roman" w:hAnsi="Times New Roman" w:eastAsia="Times New Roman" w:cs="Times New Roman"/>
@@ -13725,13 +14226,20 @@
         </w:rPr>
         <w:t xml:space="preserve"> </w:t>
       </w:r>
-      <w:r>
-        <w:rPr>
-          <w:rStyle w:val="VerbatimChar"/>
-          <w:rFonts w:ascii="Times New Roman" w:hAnsi="Times New Roman" w:eastAsia="Times New Roman" w:cs="Times New Roman"/>
-        </w:rPr>
-        <w:t xml:space="preserve">$d^9$</w:t>
-      </w:r>
+      <m:oMath>
+        <m:sSup>
+          <m:e>
+            <m:r>
+              <m:t>d</m:t>
+            </m:r>
+          </m:e>
+          <m:sup>
+            <m:r>
+              <m:t>9</m:t>
+            </m:r>
+          </m:sup>
+        </m:sSup>
+      </m:oMath>
       <w:r>
         <w:rPr>
           <w:rFonts w:hint="eastAsia" w:ascii="Times New Roman" w:hAnsi="Times New Roman" w:eastAsia="Times New Roman" w:cs="Times New Roman"/>
@@ -13750,26 +14258,73 @@
         </w:rPr>
         <w:t xml:space="preserve"> </w:t>
       </w:r>
-      <w:r>
-        <w:rPr>
-          <w:rStyle w:val="VerbatimChar"/>
-          <w:rFonts w:ascii="Times New Roman" w:hAnsi="Times New Roman" w:eastAsia="Times New Roman" w:cs="Times New Roman"/>
-        </w:rPr>
-        <w:t xml:space="preserve">$t_{2g}^6e_g^3$</w:t>
-      </w:r>
+      <m:oMath>
+        <m:oMathPr>
+          <m:ctrlPr>
+            <w:rPr>
+              <w:sz w:val="28"/>
+              <w:szCs w:val="28"/>
+            </w:rPr>
+          </m:ctrlPr>
+        </m:oMathPr>
+        <m:sSubSup>
+          <m:e>
+            <m:r>
+              <m:t>t</m:t>
+            </m:r>
+          </m:e>
+          <m:sub>
+            <m:r>
+              <m:t>2</m:t>
+            </m:r>
+            <m:r>
+              <m:t>g</m:t>
+            </m:r>
+          </m:sub>
+          <m:sup>
+            <m:r>
+              <m:t>6</m:t>
+            </m:r>
+          </m:sup>
+        </m:sSubSup>
+        <m:sSubSup>
+          <m:e>
+            <m:r>
+              <m:t>e</m:t>
+            </m:r>
+          </m:e>
+          <m:sub>
+            <m:r>
+              <m:t>g</m:t>
+            </m:r>
+          </m:sub>
+          <m:sup>
+            <m:r>
+              <m:t>3</m:t>
+            </m:r>
+          </m:sup>
+        </m:sSubSup>
+      </m:oMath>
       <w:r>
         <w:rPr>
           <w:rFonts w:hint="eastAsia" w:ascii="Times New Roman" w:hAnsi="Times New Roman" w:eastAsia="Times New Roman" w:cs="Times New Roman"/>
         </w:rPr>
         <w:t xml:space="preserve">，</w:t>
       </w:r>
-      <w:r>
-        <w:rPr>
-          <w:rStyle w:val="VerbatimChar"/>
-          <w:rFonts w:ascii="Times New Roman" w:hAnsi="Times New Roman" w:eastAsia="Times New Roman" w:cs="Times New Roman"/>
-        </w:rPr>
-        <w:t xml:space="preserve">$e_g$</w:t>
-      </w:r>
+      <m:oMath>
+        <m:sSub>
+          <m:e>
+            <m:r>
+              <m:t>e</m:t>
+            </m:r>
+          </m:e>
+          <m:sub>
+            <m:r>
+              <m:t>g</m:t>
+            </m:r>
+          </m:sub>
+        </m:sSub>
+      </m:oMath>
       <w:r>
         <w:rPr>
           <w:rFonts w:ascii="Times New Roman" w:hAnsi="Times New Roman" w:eastAsia="Times New Roman" w:cs="Times New Roman"/>
@@ -13885,13 +14440,20 @@
         </w:rPr>
         <w:t xml:space="preserve"> </w:t>
       </w:r>
-      <w:r>
-        <w:rPr>
-          <w:rStyle w:val="VerbatimChar"/>
-          <w:rFonts w:ascii="Times New Roman" w:hAnsi="Times New Roman" w:eastAsia="Times New Roman" w:cs="Times New Roman"/>
-        </w:rPr>
-        <w:t xml:space="preserve">$d^8$</w:t>
-      </w:r>
+      <m:oMath>
+        <m:sSup>
+          <m:e>
+            <m:r>
+              <m:t>d</m:t>
+            </m:r>
+          </m:e>
+          <m:sup>
+            <m:r>
+              <m:t>8</m:t>
+            </m:r>
+          </m:sup>
+        </m:sSup>
+      </m:oMath>
       <w:r>
         <w:rPr>
           <w:rFonts w:hint="eastAsia" w:ascii="Times New Roman" w:hAnsi="Times New Roman" w:eastAsia="Times New Roman" w:cs="Times New Roman"/>
@@ -13910,13 +14472,20 @@
         </w:rPr>
         <w:t xml:space="preserve"> </w:t>
       </w:r>
-      <w:r>
-        <w:rPr>
-          <w:rStyle w:val="VerbatimChar"/>
-          <w:rFonts w:ascii="Times New Roman" w:hAnsi="Times New Roman" w:eastAsia="Times New Roman" w:cs="Times New Roman"/>
-        </w:rPr>
-        <w:t xml:space="preserve">$e_g$</w:t>
-      </w:r>
+      <m:oMath>
+        <m:sSub>
+          <m:e>
+            <m:r>
+              <m:t>e</m:t>
+            </m:r>
+          </m:e>
+          <m:sub>
+            <m:r>
+              <m:t>g</m:t>
+            </m:r>
+          </m:sub>
+        </m:sSub>
+      </m:oMath>
       <w:r>
         <w:rPr>
           <w:rFonts w:ascii="Times New Roman" w:hAnsi="Times New Roman" w:eastAsia="Times New Roman" w:cs="Times New Roman"/>
@@ -14412,13 +14981,23 @@
         </w:rPr>
         <w:t xml:space="preserve"> </w:t>
       </w:r>
-      <w:r>
-        <w:rPr>
-          <w:rStyle w:val="VerbatimChar"/>
-          <w:rFonts w:ascii="Times New Roman" w:hAnsi="Times New Roman" w:eastAsia="Times New Roman" w:cs="Times New Roman"/>
-        </w:rPr>
-        <w:t xml:space="preserve">$Δ_o$</w:t>
-      </w:r>
+      <m:oMath>
+        <m:sSub>
+          <m:e>
+            <m:r>
+              <m:rPr>
+                <m:sty m:val="p"/>
+              </m:rPr>
+              <m:t>Δ</m:t>
+            </m:r>
+          </m:e>
+          <m:sub>
+            <m:r>
+              <m:t>o</m:t>
+            </m:r>
+          </m:sub>
+        </m:sSub>
+      </m:oMath>
       <w:r>
         <w:rPr>
           <w:rFonts w:ascii="Times New Roman" w:hAnsi="Times New Roman" w:eastAsia="Times New Roman" w:cs="Times New Roman"/>
@@ -14477,13 +15056,23 @@
         </w:rPr>
         <w:t>，</w:t>
       </w:r>
-      <w:r>
-        <w:rPr>
-          <w:rStyle w:val="VerbatimChar"/>
-          <w:rFonts w:ascii="Times New Roman" w:hAnsi="Times New Roman" w:eastAsia="Times New Roman" w:cs="Times New Roman"/>
-        </w:rPr>
-        <w:t xml:space="preserve">$Δ_o$</w:t>
-      </w:r>
+      <m:oMath>
+        <m:sSub>
+          <m:e>
+            <m:r>
+              <m:rPr>
+                <m:sty m:val="p"/>
+              </m:rPr>
+              <m:t>Δ</m:t>
+            </m:r>
+          </m:e>
+          <m:sub>
+            <m:r>
+              <m:t>o</m:t>
+            </m:r>
+          </m:sub>
+        </m:sSub>
+      </m:oMath>
       <w:r>
         <w:rPr>
           <w:rFonts w:ascii="Times New Roman" w:hAnsi="Times New Roman" w:eastAsia="Times New Roman" w:cs="Times New Roman"/>
@@ -14523,13 +15112,32 @@
         </w:rPr>
         <w:t xml:space="preserve"> </w:t>
       </w:r>
-      <w:r>
-        <w:rPr>
-          <w:rStyle w:val="VerbatimChar"/>
-          <w:rFonts w:ascii="Times New Roman" w:hAnsi="Times New Roman" w:eastAsia="Times New Roman" w:cs="Times New Roman"/>
-        </w:rPr>
-        <w:t xml:space="preserve">$Δ_o &gt; P$</w:t>
-      </w:r>
+      <m:oMath>
+        <m:sSub>
+          <m:e>
+            <m:r>
+              <m:rPr>
+                <m:sty m:val="p"/>
+              </m:rPr>
+              <m:t>Δ</m:t>
+            </m:r>
+          </m:e>
+          <m:sub>
+            <m:r>
+              <m:t>o</m:t>
+            </m:r>
+          </m:sub>
+        </m:sSub>
+        <m:r>
+          <m:rPr>
+            <m:sty m:val="p"/>
+          </m:rPr>
+          <m:t>&gt;</m:t>
+        </m:r>
+        <m:r>
+          <m:t>P</m:t>
+        </m:r>
+      </m:oMath>
       <w:r>
         <w:rPr>
           <w:rFonts w:hint="eastAsia" w:ascii="Times New Roman" w:hAnsi="Times New Roman" w:eastAsia="Times New Roman" w:cs="Times New Roman"/>
@@ -14548,13 +15156,32 @@
         </w:rPr>
         <w:t xml:space="preserve"> </w:t>
       </w:r>
-      <w:r>
-        <w:rPr>
-          <w:rStyle w:val="VerbatimChar"/>
-          <w:rFonts w:ascii="Times New Roman" w:hAnsi="Times New Roman" w:eastAsia="Times New Roman" w:cs="Times New Roman"/>
-        </w:rPr>
-        <w:t xml:space="preserve">$Δ_o &lt; P$</w:t>
-      </w:r>
+      <m:oMath>
+        <m:sSub>
+          <m:e>
+            <m:r>
+              <m:rPr>
+                <m:sty m:val="p"/>
+              </m:rPr>
+              <m:t>Δ</m:t>
+            </m:r>
+          </m:e>
+          <m:sub>
+            <m:r>
+              <m:t>o</m:t>
+            </m:r>
+          </m:sub>
+        </m:sSub>
+        <m:r>
+          <m:rPr>
+            <m:sty m:val="p"/>
+          </m:rPr>
+          <m:t>&lt;</m:t>
+        </m:r>
+        <m:r>
+          <m:t>P</m:t>
+        </m:r>
+      </m:oMath>
       <w:r>
         <w:rPr>
           <w:rFonts w:ascii="Times New Roman" w:hAnsi="Times New Roman" w:eastAsia="Times New Roman" w:cs="Times New Roman"/>
@@ -14805,13 +15432,23 @@
         </w:rPr>
         <w:t xml:space="preserve"> </w:t>
       </w:r>
-      <w:r>
-        <w:rPr>
-          <w:rStyle w:val="VerbatimChar"/>
-          <w:rFonts w:ascii="Times New Roman" w:hAnsi="Times New Roman" w:eastAsia="Times New Roman" w:cs="Times New Roman"/>
-        </w:rPr>
-        <w:t xml:space="preserve">$π^*$</w:t>
-      </w:r>
+      <m:oMath>
+        <m:sSup>
+          <m:e>
+            <m:r>
+              <m:t>π</m:t>
+            </m:r>
+          </m:e>
+          <m:sup>
+            <m:r>
+              <m:rPr>
+                <m:sty m:val="p"/>
+              </m:rPr>
+              <m:t>*</m:t>
+            </m:r>
+          </m:sup>
+        </m:sSup>
+      </m:oMath>
       <w:r>
         <w:rPr>
           <w:rFonts w:ascii="Times New Roman" w:hAnsi="Times New Roman" w:eastAsia="Times New Roman" w:cs="Times New Roman"/>
@@ -16088,13 +16725,14 @@
         </w:rPr>
         <w:t>“</w:t>
       </w:r>
-      <w:r>
-        <w:rPr>
-          <w:rStyle w:val="VerbatimChar"/>
-          <w:rFonts w:ascii="Times New Roman" w:hAnsi="Times New Roman" w:eastAsia="Times New Roman" w:cs="Times New Roman"/>
-        </w:rPr>
-        <w:t xml:space="preserve">$Δ$</w:t>
-      </w:r>
+      <m:oMath>
+        <m:r>
+          <m:rPr>
+            <m:sty m:val="p"/>
+          </m:rPr>
+          <m:t>Δ</m:t>
+        </m:r>
+      </m:oMath>
       <w:r>
         <w:rPr>
           <w:rFonts w:ascii="Times New Roman" w:hAnsi="Times New Roman" w:eastAsia="Times New Roman" w:cs="Times New Roman"/>
@@ -16348,13 +16986,23 @@
         </w:rPr>
         <w:t xml:space="preserve"> </w:t>
       </w:r>
-      <w:r>
-        <w:rPr>
-          <w:rStyle w:val="VerbatimChar"/>
-          <w:rFonts w:ascii="Times New Roman" w:hAnsi="Times New Roman" w:eastAsia="Times New Roman" w:cs="Times New Roman"/>
-        </w:rPr>
-        <w:t xml:space="preserve">$t_{2g}$</w:t>
-      </w:r>
+      <m:oMath>
+        <m:sSub>
+          <m:e>
+            <m:r>
+              <m:t>t</m:t>
+            </m:r>
+          </m:e>
+          <m:sub>
+            <m:r>
+              <m:t>2</m:t>
+            </m:r>
+            <m:r>
+              <m:t>g</m:t>
+            </m:r>
+          </m:sub>
+        </m:sSub>
+      </m:oMath>
       <w:r>
         <w:rPr>
           <w:rFonts w:ascii="Times New Roman" w:hAnsi="Times New Roman" w:eastAsia="Times New Roman" w:cs="Times New Roman"/>
@@ -16431,13 +17079,20 @@
         </w:rPr>
         <w:t xml:space="preserve"> </w:t>
       </w:r>
-      <w:r>
-        <w:rPr>
-          <w:rStyle w:val="VerbatimChar"/>
-          <w:rFonts w:ascii="Times New Roman" w:hAnsi="Times New Roman" w:eastAsia="Times New Roman" w:cs="Times New Roman"/>
-        </w:rPr>
-        <w:t xml:space="preserve">$d^9$</w:t>
-      </w:r>
+      <m:oMath>
+        <m:sSup>
+          <m:e>
+            <m:r>
+              <m:t>d</m:t>
+            </m:r>
+          </m:e>
+          <m:sup>
+            <m:r>
+              <m:t>9</m:t>
+            </m:r>
+          </m:sup>
+        </m:sSup>
+      </m:oMath>
       <w:r>
         <w:rPr>
           <w:rFonts w:hint="eastAsia" w:ascii="Times New Roman" w:hAnsi="Times New Roman" w:eastAsia="Times New Roman" w:cs="Times New Roman"/>
@@ -16456,13 +17111,20 @@
         </w:rPr>
         <w:t xml:space="preserve"> </w:t>
       </w:r>
-      <w:r>
-        <w:rPr>
-          <w:rStyle w:val="VerbatimChar"/>
-          <w:rFonts w:ascii="Times New Roman" w:hAnsi="Times New Roman" w:eastAsia="Times New Roman" w:cs="Times New Roman"/>
-        </w:rPr>
-        <w:t xml:space="preserve">$e_g$</w:t>
-      </w:r>
+      <m:oMath>
+        <m:sSub>
+          <m:e>
+            <m:r>
+              <m:t>e</m:t>
+            </m:r>
+          </m:e>
+          <m:sub>
+            <m:r>
+              <m:t>g</m:t>
+            </m:r>
+          </m:sub>
+        </m:sSub>
+      </m:oMath>
       <w:r>
         <w:rPr>
           <w:rFonts w:ascii="Times New Roman" w:hAnsi="Times New Roman" w:eastAsia="Times New Roman" w:cs="Times New Roman"/>
@@ -16506,13 +17168,20 @@
         </w:rPr>
         <w:t xml:space="preserve"> </w:t>
       </w:r>
-      <w:r>
-        <w:rPr>
-          <w:rStyle w:val="VerbatimChar"/>
-          <w:rFonts w:ascii="Times New Roman" w:hAnsi="Times New Roman" w:eastAsia="Times New Roman" w:cs="Times New Roman"/>
-        </w:rPr>
-        <w:t xml:space="preserve">$d^{10}$</w:t>
-      </w:r>
+      <m:oMath>
+        <m:sSup>
+          <m:e>
+            <m:r>
+              <m:t>d</m:t>
+            </m:r>
+          </m:e>
+          <m:sup>
+            <m:r>
+              <m:t>10</m:t>
+            </m:r>
+          </m:sup>
+        </m:sSup>
+      </m:oMath>
       <w:r>
         <w:rPr>
           <w:rFonts w:hint="eastAsia" w:ascii="Times New Roman" w:hAnsi="Times New Roman" w:eastAsia="Times New Roman" w:cs="Times New Roman"/>
@@ -16913,13 +17582,20 @@
         </w:rPr>
         <w:t xml:space="preserve"> </w:t>
       </w:r>
-      <w:r>
-        <w:rPr>
-          <w:rStyle w:val="VerbatimChar"/>
-          <w:rFonts w:ascii="Times New Roman" w:hAnsi="Times New Roman" w:eastAsia="Times New Roman" w:cs="Times New Roman"/>
-        </w:rPr>
-        <w:t xml:space="preserve">$d^9$</w:t>
-      </w:r>
+      <m:oMath>
+        <m:sSup>
+          <m:e>
+            <m:r>
+              <m:t>d</m:t>
+            </m:r>
+          </m:e>
+          <m:sup>
+            <m:r>
+              <m:t>9</m:t>
+            </m:r>
+          </m:sup>
+        </m:sSup>
+      </m:oMath>
       <w:r>
         <w:rPr>
           <w:rFonts w:ascii="Times New Roman" w:hAnsi="Times New Roman" w:eastAsia="Times New Roman" w:cs="Times New Roman"/>
@@ -16995,13 +17671,14 @@
         </w:rPr>
         <w:t xml:space="preserve"> </w:t>
       </w:r>
-      <w:r>
-        <w:rPr>
-          <w:rStyle w:val="VerbatimChar"/>
-          <w:rFonts w:ascii="Times New Roman" w:hAnsi="Times New Roman" w:eastAsia="Times New Roman" w:cs="Times New Roman"/>
-        </w:rPr>
-        <w:t xml:space="preserve">$Δ$</w:t>
-      </w:r>
+      <m:oMath>
+        <m:r>
+          <m:rPr>
+            <m:sty m:val="p"/>
+          </m:rPr>
+          <m:t>Δ</m:t>
+        </m:r>
+      </m:oMath>
       <w:r>
         <w:rPr>
           <w:rFonts w:ascii="Times New Roman" w:hAnsi="Times New Roman" w:eastAsia="Times New Roman" w:cs="Times New Roman"/>
@@ -17020,13 +17697,11 @@
         </w:rPr>
         <w:t xml:space="preserve"> </w:t>
       </w:r>
-      <w:r>
-        <w:rPr>
-          <w:rStyle w:val="VerbatimChar"/>
-          <w:rFonts w:ascii="Times New Roman" w:hAnsi="Times New Roman" w:eastAsia="Times New Roman" w:cs="Times New Roman"/>
-        </w:rPr>
-        <w:t xml:space="preserve">$P$</w:t>
-      </w:r>
+      <m:oMath>
+        <m:r>
+          <m:t>P</m:t>
+        </m:r>
+      </m:oMath>
       <w:r>
         <w:rPr>
           <w:rFonts w:ascii="Times New Roman" w:hAnsi="Times New Roman" w:eastAsia="Times New Roman" w:cs="Times New Roman"/>

--- a/06-学生侧材料/讲义/结构化学/配位化学/配合物深化-超级充实版（自学完整）.docx
+++ b/06-学生侧材料/讲义/结构化学/配位化学/配合物深化-超级充实版（自学完整）.docx
@@ -20446,7 +20446,7 @@
     <ns0:name ns0:val="Verbatim Char"/>
     <ns0:basedOn ns0:val="BodyTextChar"/>
     <ns0:rPr>
-      <ns0:rFonts ns0:ascii="Times New Roman" ns0:cs="Times New Roman" ns0:eastAsia="FangSong" ns0:hAnsi="Times New Roman"/>
+      <ns0:rFonts ns0:ascii="SimSun" ns0:hAnsi="SimSun" ns0:eastAsia="SimSun" ns0:cs="SimSun"/>
       <ns0:b ns0:val="0"/>
       <ns0:sz ns0:val="20"/>
     </ns0:rPr>
@@ -20508,7 +20508,7 @@
       <w:wordWrap w:val="off"/>
     </w:pPr>
     <ns0:rPr>
-      <w:rFonts ns0:ascii="Times New Roman" ns0:hAnsi="Times New Roman" ns0:eastAsia="FangSong" ns0:cs="Times New Roman"/>
+      <w:rFonts w:ascii="SimSun" w:hAnsi="SimSun" w:eastAsia="SimSun" w:cs="SimSun"/>
     </ns0:rPr>
   </w:style>
   <w:style w:type="character" w:customStyle="1" w:styleId="KeywordTok">
